--- a/assets/pdf/履歴書.docx
+++ b/assets/pdf/履歴書.docx
@@ -34,6 +34,7 @@
                 <w:sz w:val="38"/>
               </w:rPr>
             </w:pPr>
+            <w:proofErr w:type="spellStart"/>
             <w:r>
               <w:rPr>
                 <w:spacing w:val="-5"/>
@@ -41,6 +42,7 @@
               </w:rPr>
               <w:t>履歴書</w:t>
             </w:r>
+            <w:proofErr w:type="spellEnd"/>
           </w:p>
         </w:tc>
         <w:tc>
@@ -99,8 +101,18 @@
                 <w:w w:val="110"/>
                 <w:sz w:val="20"/>
               </w:rPr>
-              <w:t xml:space="preserve"> 日現在</w:t>
-            </w:r>
+              <w:t xml:space="preserve"> </w:t>
+            </w:r>
+            <w:proofErr w:type="spellStart"/>
+            <w:r>
+              <w:rPr>
+                <w:spacing w:val="-5"/>
+                <w:w w:val="110"/>
+                <w:sz w:val="20"/>
+              </w:rPr>
+              <w:t>日現在</w:t>
+            </w:r>
+            <w:proofErr w:type="spellEnd"/>
           </w:p>
         </w:tc>
       </w:tr>
@@ -160,6 +172,7 @@
                 <w:sz w:val="20"/>
               </w:rPr>
             </w:pPr>
+            <w:proofErr w:type="spellStart"/>
             <w:r>
               <w:rPr>
                 <w:spacing w:val="-4"/>
@@ -167,6 +180,7 @@
               </w:rPr>
               <w:t>ふりがな</w:t>
             </w:r>
+            <w:proofErr w:type="spellEnd"/>
           </w:p>
         </w:tc>
         <w:tc>
@@ -205,6 +219,7 @@
                 <w:sz w:val="20"/>
               </w:rPr>
             </w:pPr>
+            <w:proofErr w:type="spellStart"/>
             <w:r>
               <w:rPr>
                 <w:spacing w:val="-4"/>
@@ -212,6 +227,7 @@
               </w:rPr>
               <w:t>レバミン</w:t>
             </w:r>
+            <w:proofErr w:type="spellEnd"/>
           </w:p>
         </w:tc>
         <w:tc>
@@ -587,6 +603,7 @@
                 <w:sz w:val="20"/>
               </w:rPr>
             </w:pPr>
+            <w:proofErr w:type="spellStart"/>
             <w:r>
               <w:rPr>
                 <w:spacing w:val="-3"/>
@@ -594,6 +611,7 @@
               </w:rPr>
               <w:t>生年月日</w:t>
             </w:r>
+            <w:proofErr w:type="spellEnd"/>
           </w:p>
         </w:tc>
         <w:tc>
@@ -670,6 +688,7 @@
                 <w:sz w:val="20"/>
               </w:rPr>
             </w:pPr>
+            <w:proofErr w:type="spellStart"/>
             <w:r>
               <w:rPr>
                 <w:spacing w:val="-5"/>
@@ -677,6 +696,7 @@
               </w:rPr>
               <w:t>性別</w:t>
             </w:r>
+            <w:proofErr w:type="spellEnd"/>
           </w:p>
         </w:tc>
         <w:tc>
@@ -795,8 +815,26 @@
                 <w:spacing w:val="-4"/>
                 <w:sz w:val="20"/>
               </w:rPr>
-              <w:t xml:space="preserve"> 日生(</w:t>
-            </w:r>
+              <w:t xml:space="preserve"> </w:t>
+            </w:r>
+            <w:proofErr w:type="spellStart"/>
+            <w:proofErr w:type="gramStart"/>
+            <w:r>
+              <w:rPr>
+                <w:spacing w:val="-4"/>
+                <w:sz w:val="20"/>
+              </w:rPr>
+              <w:t>日生</w:t>
+            </w:r>
+            <w:proofErr w:type="spellEnd"/>
+            <w:r>
+              <w:rPr>
+                <w:spacing w:val="-4"/>
+                <w:sz w:val="20"/>
+              </w:rPr>
+              <w:t>(</w:t>
+            </w:r>
+            <w:proofErr w:type="gramEnd"/>
             <w:r>
               <w:rPr>
                 <w:sz w:val="20"/>
@@ -880,6 +918,7 @@
                 <w:sz w:val="20"/>
               </w:rPr>
             </w:pPr>
+            <w:proofErr w:type="spellStart"/>
             <w:r>
               <w:rPr>
                 <w:spacing w:val="-4"/>
@@ -887,6 +926,7 @@
               </w:rPr>
               <w:t>ふりがな</w:t>
             </w:r>
+            <w:proofErr w:type="spellEnd"/>
           </w:p>
         </w:tc>
         <w:tc>
@@ -908,11 +948,19 @@
             </w:pPr>
             <w:r>
               <w:rPr>
+                <w:spacing w:val="-2"/>
+                <w:sz w:val="20"/>
+                <w:lang w:eastAsia="ja-JP"/>
+              </w:rPr>
+              <w:t>〒</w:t>
+            </w:r>
+            <w:r>
+              <w:rPr>
                 <w:spacing w:val="-4"/>
                 <w:sz w:val="20"/>
                 <w:lang w:eastAsia="ja-JP"/>
               </w:rPr>
-              <w:t>ヒョウゴケンカトウシシモタキノ３チョウメ１３９パークサイドビュー１０２</w:t>
+              <w:t>482-0001 アイチケン イワクラシ ヒガシシンマチ シモザカイ 52バンチ イワクラダンチ 50ゴウトウ 401</w:t>
             </w:r>
           </w:p>
         </w:tc>
@@ -929,6 +977,7 @@
                 <w:sz w:val="20"/>
               </w:rPr>
             </w:pPr>
+            <w:proofErr w:type="spellStart"/>
             <w:r>
               <w:rPr>
                 <w:spacing w:val="-5"/>
@@ -936,6 +985,7 @@
               </w:rPr>
               <w:t>電話</w:t>
             </w:r>
+            <w:proofErr w:type="spellEnd"/>
           </w:p>
           <w:p>
             <w:pPr>
@@ -976,6 +1026,7 @@
                 <w:sz w:val="20"/>
               </w:rPr>
             </w:pPr>
+            <w:proofErr w:type="spellStart"/>
             <w:r>
               <w:rPr>
                 <w:spacing w:val="-4"/>
@@ -983,6 +1034,7 @@
               </w:rPr>
               <w:t>現住所</w:t>
             </w:r>
+            <w:proofErr w:type="spellEnd"/>
           </w:p>
         </w:tc>
         <w:tc>
@@ -1141,15 +1193,7 @@
                 <w:sz w:val="20"/>
                 <w:lang w:eastAsia="ja-JP"/>
               </w:rPr>
-              <w:t>〒679-0212 兵庫県加東市下滝野３丁目１３９ パークサイドビュー</w:t>
-            </w:r>
-            <w:r>
-              <w:rPr>
-                <w:spacing w:val="-5"/>
-                <w:sz w:val="20"/>
-                <w:lang w:eastAsia="ja-JP"/>
-              </w:rPr>
-              <w:t>102</w:t>
+              <w:t>〒482-0001 愛知県岩倉市東新町下境52番地 岩倉団地50号棟401</w:t>
             </w:r>
           </w:p>
         </w:tc>
@@ -1177,8 +1221,17 @@
                 <w:spacing w:val="-7"/>
                 <w:sz w:val="20"/>
               </w:rPr>
-              <w:t xml:space="preserve"> メール</w:t>
-            </w:r>
+              <w:t xml:space="preserve"> </w:t>
+            </w:r>
+            <w:proofErr w:type="spellStart"/>
+            <w:r>
+              <w:rPr>
+                <w:spacing w:val="-7"/>
+                <w:sz w:val="20"/>
+              </w:rPr>
+              <w:t>メール</w:t>
+            </w:r>
+            <w:proofErr w:type="spellEnd"/>
           </w:p>
           <w:p>
             <w:pPr>
@@ -1246,6 +1299,7 @@
                 <w:sz w:val="20"/>
               </w:rPr>
             </w:pPr>
+            <w:proofErr w:type="spellStart"/>
             <w:r>
               <w:rPr>
                 <w:spacing w:val="-4"/>
@@ -1253,6 +1307,7 @@
               </w:rPr>
               <w:t>入学日</w:t>
             </w:r>
+            <w:proofErr w:type="spellEnd"/>
           </w:p>
         </w:tc>
         <w:tc>
@@ -1268,6 +1323,7 @@
                 <w:sz w:val="20"/>
               </w:rPr>
             </w:pPr>
+            <w:proofErr w:type="spellStart"/>
             <w:r>
               <w:rPr>
                 <w:spacing w:val="-4"/>
@@ -1275,6 +1331,7 @@
               </w:rPr>
               <w:t>卒業日</w:t>
             </w:r>
+            <w:proofErr w:type="spellEnd"/>
           </w:p>
         </w:tc>
         <w:tc>
@@ -1291,6 +1348,7 @@
                 <w:sz w:val="20"/>
               </w:rPr>
             </w:pPr>
+            <w:proofErr w:type="spellStart"/>
             <w:r>
               <w:rPr>
                 <w:spacing w:val="-5"/>
@@ -1298,6 +1356,7 @@
               </w:rPr>
               <w:t>学歴</w:t>
             </w:r>
+            <w:proofErr w:type="spellEnd"/>
           </w:p>
         </w:tc>
       </w:tr>
@@ -1628,6 +1687,7 @@
                 <w:sz w:val="20"/>
               </w:rPr>
             </w:pPr>
+            <w:proofErr w:type="spellStart"/>
             <w:r>
               <w:rPr>
                 <w:spacing w:val="-4"/>
@@ -1635,6 +1695,7 @@
               </w:rPr>
               <w:t>入社日</w:t>
             </w:r>
+            <w:proofErr w:type="spellEnd"/>
           </w:p>
         </w:tc>
         <w:tc>
@@ -1651,6 +1712,7 @@
                 <w:sz w:val="20"/>
               </w:rPr>
             </w:pPr>
+            <w:proofErr w:type="spellStart"/>
             <w:r>
               <w:rPr>
                 <w:spacing w:val="-4"/>
@@ -1658,6 +1720,7 @@
               </w:rPr>
               <w:t>退職日</w:t>
             </w:r>
+            <w:proofErr w:type="spellEnd"/>
           </w:p>
         </w:tc>
         <w:tc>
@@ -1675,6 +1738,7 @@
                 <w:sz w:val="20"/>
               </w:rPr>
             </w:pPr>
+            <w:proofErr w:type="spellStart"/>
             <w:r>
               <w:rPr>
                 <w:spacing w:val="-5"/>
@@ -1682,6 +1746,7 @@
               </w:rPr>
               <w:t>職歴</w:t>
             </w:r>
+            <w:proofErr w:type="spellEnd"/>
           </w:p>
         </w:tc>
       </w:tr>
@@ -1789,8 +1854,17 @@
                 <w:spacing w:val="-2"/>
                 <w:sz w:val="20"/>
               </w:rPr>
-              <w:t>（ベトナム）VIETTEL</w:t>
-            </w:r>
+              <w:t>（</w:t>
+            </w:r>
+            <w:proofErr w:type="spellStart"/>
+            <w:r>
+              <w:rPr>
+                <w:spacing w:val="-2"/>
+                <w:sz w:val="20"/>
+              </w:rPr>
+              <w:t>ベトナム）VIETTEL</w:t>
+            </w:r>
+            <w:proofErr w:type="spellEnd"/>
             <w:r>
               <w:rPr>
                 <w:spacing w:val="7"/>
@@ -1810,8 +1884,17 @@
                 <w:spacing w:val="-5"/>
                 <w:sz w:val="20"/>
               </w:rPr>
-              <w:t xml:space="preserve"> 会社</w:t>
-            </w:r>
+              <w:t xml:space="preserve"> </w:t>
+            </w:r>
+            <w:proofErr w:type="spellStart"/>
+            <w:r>
+              <w:rPr>
+                <w:spacing w:val="-5"/>
+                <w:sz w:val="20"/>
+              </w:rPr>
+              <w:t>会社</w:t>
+            </w:r>
+            <w:proofErr w:type="spellEnd"/>
           </w:p>
         </w:tc>
       </w:tr>
@@ -2157,7 +2240,15 @@
                 <w:spacing w:val="-2"/>
                 <w:sz w:val="20"/>
               </w:rPr>
-              <w:t>（日本）</w:t>
+              <w:t>（</w:t>
+            </w:r>
+            <w:proofErr w:type="spellStart"/>
+            <w:r>
+              <w:rPr>
+                <w:spacing w:val="-2"/>
+                <w:sz w:val="20"/>
+              </w:rPr>
+              <w:t>日本）</w:t>
             </w:r>
             <w:r>
               <w:rPr>
@@ -2166,6 +2257,7 @@
               </w:rPr>
               <w:t>東洋電制製作所</w:t>
             </w:r>
+            <w:proofErr w:type="spellEnd"/>
           </w:p>
         </w:tc>
       </w:tr>
@@ -2346,6 +2438,7 @@
                 <w:sz w:val="20"/>
               </w:rPr>
             </w:pPr>
+            <w:proofErr w:type="spellStart"/>
             <w:r>
               <w:rPr>
                 <w:spacing w:val="-6"/>
@@ -2353,6 +2446,7 @@
               </w:rPr>
               <w:t>現在</w:t>
             </w:r>
+            <w:proofErr w:type="spellEnd"/>
           </w:p>
         </w:tc>
         <w:tc>
@@ -2373,8 +2467,17 @@
                 <w:spacing w:val="-2"/>
                 <w:sz w:val="20"/>
               </w:rPr>
-              <w:t>（日本）株式会社</w:t>
-            </w:r>
+              <w:t>（</w:t>
+            </w:r>
+            <w:proofErr w:type="spellStart"/>
+            <w:r>
+              <w:rPr>
+                <w:spacing w:val="-2"/>
+                <w:sz w:val="20"/>
+              </w:rPr>
+              <w:t>日本）株式会社</w:t>
+            </w:r>
+            <w:proofErr w:type="spellEnd"/>
             <w:r>
               <w:rPr>
                 <w:spacing w:val="-5"/>
@@ -2428,6 +2531,7 @@
                 <w:sz w:val="20"/>
               </w:rPr>
             </w:pPr>
+            <w:proofErr w:type="spellStart"/>
             <w:r>
               <w:rPr>
                 <w:spacing w:val="-4"/>
@@ -2435,6 +2539,7 @@
               </w:rPr>
               <w:t>取得日</w:t>
             </w:r>
+            <w:proofErr w:type="spellEnd"/>
           </w:p>
         </w:tc>
         <w:tc>
@@ -2451,6 +2556,7 @@
                 <w:sz w:val="20"/>
               </w:rPr>
             </w:pPr>
+            <w:proofErr w:type="spellStart"/>
             <w:r>
               <w:rPr>
                 <w:spacing w:val="-2"/>
@@ -2458,6 +2564,7 @@
               </w:rPr>
               <w:t>免許・資格</w:t>
             </w:r>
+            <w:proofErr w:type="spellEnd"/>
           </w:p>
         </w:tc>
       </w:tr>
@@ -2523,14 +2630,29 @@
               <w:rPr>
                 <w:sz w:val="20"/>
               </w:rPr>
-              <w:t>（ベトナム）</w:t>
+              <w:t>（</w:t>
+            </w:r>
+            <w:proofErr w:type="spellStart"/>
+            <w:r>
+              <w:rPr>
+                <w:sz w:val="20"/>
+              </w:rPr>
+              <w:t>ベトナム）</w:t>
             </w:r>
             <w:r>
               <w:rPr>
                 <w:spacing w:val="-2"/>
                 <w:sz w:val="20"/>
               </w:rPr>
-              <w:t xml:space="preserve">ハノイ国家大学の </w:t>
+              <w:t>ハノイ国家大学の</w:t>
+            </w:r>
+            <w:proofErr w:type="spellEnd"/>
+            <w:r>
+              <w:rPr>
+                <w:spacing w:val="-2"/>
+                <w:sz w:val="20"/>
+              </w:rPr>
+              <w:t xml:space="preserve"> </w:t>
             </w:r>
             <w:r>
               <w:rPr>
@@ -2638,7 +2760,23 @@
                 <w:spacing w:val="-4"/>
                 <w:sz w:val="20"/>
               </w:rPr>
-              <w:t>) の学士号を授与されました。</w:t>
+              <w:t xml:space="preserve">) </w:t>
+            </w:r>
+            <w:proofErr w:type="spellStart"/>
+            <w:r>
+              <w:rPr>
+                <w:spacing w:val="-4"/>
+                <w:sz w:val="20"/>
+              </w:rPr>
+              <w:t>の学士号を授与されました</w:t>
+            </w:r>
+            <w:proofErr w:type="spellEnd"/>
+            <w:r>
+              <w:rPr>
+                <w:spacing w:val="-4"/>
+                <w:sz w:val="20"/>
+              </w:rPr>
+              <w:t>。</w:t>
             </w:r>
           </w:p>
         </w:tc>
@@ -2719,6 +2857,104 @@
                 <w:lang w:eastAsia="ja-JP"/>
               </w:rPr>
               <w:t>運転免許証を取りました。</w:t>
+            </w:r>
+          </w:p>
+        </w:tc>
+      </w:tr>
+      <w:tr>
+        <w:trPr>
+          <w:trHeight w:val="328"/>
+        </w:trPr>
+        <w:tc>
+          <w:tcPr>
+            <w:tcW w:w="1980" w:type="dxa"/>
+            <w:gridSpan w:val="2"/>
+          </w:tcPr>
+          <w:p>
+            <w:pPr>
+              <w:pStyle w:val="TableParagraph"/>
+              <w:spacing w:before="3"/>
+              <w:ind w:left="415"/>
+              <w:rPr>
+                <w:sz w:val="20"/>
+              </w:rPr>
+            </w:pPr>
+            <w:r>
+              <w:rPr>
+                <w:rFonts w:asciiTheme="minorHAnsi" w:hAnsiTheme="minorHAnsi" w:cstheme="minorHAnsi"/>
+                <w:sz w:val="20"/>
+              </w:rPr>
+              <w:t>2026</w:t>
+            </w:r>
+            <w:r>
+              <w:rPr>
+                <w:rFonts w:asciiTheme="minorHAnsi" w:hAnsiTheme="minorHAnsi" w:cstheme="minorHAnsi"/>
+                <w:sz w:val="20"/>
+              </w:rPr>
+              <w:t>年</w:t>
+            </w:r>
+            <w:r>
+              <w:rPr>
+                <w:rFonts w:asciiTheme="minorHAnsi" w:hAnsiTheme="minorHAnsi" w:cstheme="minorHAnsi"/>
+                <w:sz w:val="20"/>
+              </w:rPr>
+              <w:t>9</w:t>
+            </w:r>
+            <w:r>
+              <w:rPr>
+                <w:rFonts w:asciiTheme="minorHAnsi" w:hAnsiTheme="minorHAnsi" w:cstheme="minorHAnsi"/>
+                <w:sz w:val="20"/>
+              </w:rPr>
+              <w:t>月</w:t>
+            </w:r>
+            <w:r>
+              <w:rPr>
+                <w:rFonts w:asciiTheme="minorHAnsi" w:hAnsiTheme="minorHAnsi" w:cstheme="minorHAnsi"/>
+                <w:sz w:val="20"/>
+              </w:rPr>
+              <w:t>6</w:t>
+            </w:r>
+            <w:r>
+              <w:rPr>
+                <w:rFonts w:asciiTheme="minorHAnsi" w:hAnsiTheme="minorHAnsi" w:cstheme="minorHAnsi"/>
+                <w:sz w:val="20"/>
+              </w:rPr>
+              <w:t>日</w:t>
+            </w:r>
+          </w:p>
+        </w:tc>
+        <w:tc>
+          <w:tcPr>
+            <w:tcW w:w="8473" w:type="dxa"/>
+            <w:gridSpan w:val="4"/>
+          </w:tcPr>
+          <w:p>
+            <w:pPr>
+              <w:pStyle w:val="TableParagraph"/>
+              <w:spacing w:before="3"/>
+              <w:ind w:left="108"/>
+              <w:rPr>
+                <w:spacing w:val="-2"/>
+                <w:sz w:val="20"/>
+                <w:lang w:eastAsia="ja-JP"/>
+              </w:rPr>
+            </w:pPr>
+            <w:r>
+              <w:rPr>
+                <w:rFonts w:asciiTheme="minorHAnsi" w:hAnsiTheme="minorHAnsi"/>
+                <w:spacing w:val="-2"/>
+                <w:sz w:val="20"/>
+                <w:lang w:val="vi-VN" w:eastAsia="ja-JP"/>
+              </w:rPr>
+              <w:t xml:space="preserve"> </w:t>
+            </w:r>
+            <w:r>
+              <w:rPr>
+                <w:spacing w:val="-2"/>
+                <w:sz w:val="20"/>
+                <w:lang w:eastAsia="ja-JP"/>
+              </w:rPr>
+              <w:t>BJTビジネス日本語能力テスト J3取得</w:t>
             </w:r>
           </w:p>
         </w:tc>
@@ -2743,7 +2979,7 @@
               <w:rPr>
                 <w:rFonts w:ascii="Times New Roman"/>
                 <w:sz w:val="20"/>
-                <w:lang w:eastAsia="ja-JP"/>
+                <w:lang w:val="vi-VN" w:eastAsia="ja-JP"/>
               </w:rPr>
             </w:pPr>
           </w:p>
@@ -2766,6 +3002,7 @@
                 <w:sz w:val="20"/>
               </w:rPr>
             </w:pPr>
+            <w:proofErr w:type="spellStart"/>
             <w:r>
               <w:rPr>
                 <w:spacing w:val="-5"/>
@@ -2773,6 +3010,7 @@
               </w:rPr>
               <w:t>特技</w:t>
             </w:r>
+            <w:proofErr w:type="spellEnd"/>
           </w:p>
         </w:tc>
       </w:tr>
@@ -2805,6 +3043,7 @@
                 <w:sz w:val="20"/>
                 <w:lang w:eastAsia="ja-JP"/>
               </w:rPr>
+              <w:lastRenderedPageBreak/>
               <w:t>-</w:t>
             </w:r>
             <w:r>
@@ -3090,6 +3329,7 @@
                 <w:lang w:eastAsia="ja-JP"/>
               </w:rPr>
             </w:pPr>
+            <w:proofErr w:type="gramStart"/>
             <w:r>
               <w:rPr>
                 <w:rFonts w:ascii="Segoe UI Emoji" w:eastAsia="Segoe UI Emoji" w:hAnsi="Segoe UI Emoji" w:cs="Segoe UI Emoji"/>
@@ -3123,6 +3363,7 @@
               </w:rPr>
               <w:t>Laravel</w:t>
             </w:r>
+            <w:proofErr w:type="gramEnd"/>
             <w:r>
               <w:rPr>
                 <w:spacing w:val="-2"/>
@@ -3173,6 +3414,7 @@
                 <w:lang w:eastAsia="ja-JP"/>
               </w:rPr>
             </w:pPr>
+            <w:proofErr w:type="gramStart"/>
             <w:r>
               <w:rPr>
                 <w:rFonts w:ascii="Segoe UI Emoji" w:eastAsia="Segoe UI Emoji" w:hAnsi="Segoe UI Emoji" w:cs="Segoe UI Emoji"/>
@@ -3205,6 +3447,7 @@
               </w:rPr>
               <w:t>RESTful</w:t>
             </w:r>
+            <w:proofErr w:type="gramEnd"/>
             <w:r>
               <w:rPr>
                 <w:rFonts w:ascii="Arial MT" w:eastAsia="Arial MT" w:hAnsi="Arial MT" w:cs="Arial MT"/>
@@ -3255,6 +3498,7 @@
                 <w:lang w:eastAsia="ja-JP"/>
               </w:rPr>
             </w:pPr>
+            <w:proofErr w:type="gramStart"/>
             <w:r>
               <w:rPr>
                 <w:rFonts w:ascii="Segoe UI Emoji" w:eastAsia="Segoe UI Emoji" w:hAnsi="Segoe UI Emoji" w:cs="Segoe UI Emoji"/>
@@ -3285,7 +3529,17 @@
                 <w:szCs w:val="20"/>
                 <w:lang w:eastAsia="ja-JP"/>
               </w:rPr>
-              <w:t>パフォーマンス最適化とセキュリティ対策</w:t>
+              <w:t>パフォーマンス</w:t>
+            </w:r>
+            <w:proofErr w:type="gramEnd"/>
+            <w:r>
+              <w:rPr>
+                <w:spacing w:val="-3"/>
+                <w:sz w:val="20"/>
+                <w:szCs w:val="20"/>
+                <w:lang w:eastAsia="ja-JP"/>
+              </w:rPr>
+              <w:t>最適化とセキュリティ対策</w:t>
             </w:r>
           </w:p>
           <w:p>
@@ -3343,6 +3597,7 @@
                 <w:lang w:eastAsia="ja-JP"/>
               </w:rPr>
             </w:pPr>
+            <w:proofErr w:type="gramStart"/>
             <w:r>
               <w:rPr>
                 <w:rFonts w:ascii="Segoe UI Emoji" w:eastAsia="Segoe UI Emoji" w:hAnsi="Segoe UI Emoji" w:cs="Segoe UI Emoji"/>
@@ -3373,7 +3628,17 @@
                 <w:szCs w:val="20"/>
                 <w:lang w:eastAsia="ja-JP"/>
               </w:rPr>
-              <w:t>マイクロサービスアーキテクチャ の設計・導入</w:t>
+              <w:t>マイクロサービスアーキテクチャ</w:t>
+            </w:r>
+            <w:proofErr w:type="gramEnd"/>
+            <w:r>
+              <w:rPr>
+                <w:spacing w:val="-3"/>
+                <w:sz w:val="20"/>
+                <w:szCs w:val="20"/>
+                <w:lang w:eastAsia="ja-JP"/>
+              </w:rPr>
+              <w:t xml:space="preserve"> の設計・導入</w:t>
             </w:r>
           </w:p>
           <w:p>
@@ -3387,6 +3652,7 @@
                 <w:lang w:eastAsia="ja-JP"/>
               </w:rPr>
             </w:pPr>
+            <w:proofErr w:type="gramStart"/>
             <w:r>
               <w:rPr>
                 <w:rFonts w:ascii="Segoe UI Emoji" w:eastAsia="Segoe UI Emoji" w:hAnsi="Segoe UI Emoji" w:cs="Segoe UI Emoji"/>
@@ -3420,6 +3686,7 @@
               </w:rPr>
               <w:t>Helm</w:t>
             </w:r>
+            <w:proofErr w:type="gramEnd"/>
             <w:r>
               <w:rPr>
                 <w:rFonts w:ascii="Arial MT" w:eastAsia="Arial MT" w:hAnsi="Arial MT" w:cs="Arial MT"/>
@@ -3503,6 +3770,7 @@
                 <w:szCs w:val="20"/>
               </w:rPr>
             </w:pPr>
+            <w:proofErr w:type="gramStart"/>
             <w:r>
               <w:rPr>
                 <w:rFonts w:ascii="Segoe UI Emoji" w:eastAsia="Segoe UI Emoji" w:hAnsi="Segoe UI Emoji" w:cs="Segoe UI Emoji"/>
@@ -3511,7 +3779,6 @@
                 <w:sz w:val="20"/>
                 <w:szCs w:val="20"/>
               </w:rPr>
-              <w:lastRenderedPageBreak/>
               <w:t>⬛</w:t>
             </w:r>
             <w:r>
@@ -3533,6 +3800,7 @@
               </w:rPr>
               <w:t>HPA</w:t>
             </w:r>
+            <w:proofErr w:type="gramEnd"/>
             <w:r>
               <w:rPr>
                 <w:rFonts w:ascii="Arial MT" w:eastAsia="Arial MT" w:hAnsi="Arial MT" w:cs="Arial MT"/>
@@ -3576,13 +3844,23 @@
               </w:rPr>
               <w:t xml:space="preserve"> </w:t>
             </w:r>
+            <w:proofErr w:type="spellStart"/>
             <w:r>
               <w:rPr>
                 <w:rFonts w:ascii="Arial MT" w:eastAsia="Arial MT" w:hAnsi="Arial MT" w:cs="Arial MT"/>
                 <w:sz w:val="20"/>
                 <w:szCs w:val="20"/>
               </w:rPr>
-              <w:t>Autoscaler)</w:t>
+              <w:t>Autoscaler</w:t>
+            </w:r>
+            <w:proofErr w:type="spellEnd"/>
+            <w:r>
+              <w:rPr>
+                <w:rFonts w:ascii="Arial MT" w:eastAsia="Arial MT" w:hAnsi="Arial MT" w:cs="Arial MT"/>
+                <w:sz w:val="20"/>
+                <w:szCs w:val="20"/>
+              </w:rPr>
+              <w:t>)</w:t>
             </w:r>
             <w:r>
               <w:rPr>
@@ -3593,6 +3871,7 @@
               </w:rPr>
               <w:t xml:space="preserve"> </w:t>
             </w:r>
+            <w:proofErr w:type="spellStart"/>
             <w:r>
               <w:rPr>
                 <w:spacing w:val="-1"/>
@@ -3601,6 +3880,7 @@
               </w:rPr>
               <w:t>を活用したスケーリング最適化</w:t>
             </w:r>
+            <w:proofErr w:type="spellEnd"/>
           </w:p>
           <w:p>
             <w:pPr>
@@ -3759,13 +4039,23 @@
               </w:rPr>
               <w:t xml:space="preserve"> </w:t>
             </w:r>
+            <w:proofErr w:type="spellStart"/>
             <w:r>
               <w:rPr>
                 <w:spacing w:val="-1"/>
                 <w:sz w:val="20"/>
                 <w:szCs w:val="20"/>
               </w:rPr>
-              <w:t xml:space="preserve">などの </w:t>
+              <w:t>などの</w:t>
+            </w:r>
+            <w:proofErr w:type="spellEnd"/>
+            <w:r>
+              <w:rPr>
+                <w:spacing w:val="-1"/>
+                <w:sz w:val="20"/>
+                <w:szCs w:val="20"/>
+              </w:rPr>
+              <w:t xml:space="preserve"> </w:t>
             </w:r>
             <w:r>
               <w:rPr>
@@ -3784,6 +4074,7 @@
               </w:rPr>
               <w:t xml:space="preserve"> </w:t>
             </w:r>
+            <w:proofErr w:type="spellStart"/>
             <w:r>
               <w:rPr>
                 <w:spacing w:val="-2"/>
@@ -3792,6 +4083,7 @@
               </w:rPr>
               <w:t>サービスの運用管理</w:t>
             </w:r>
+            <w:proofErr w:type="spellEnd"/>
           </w:p>
           <w:p>
             <w:pPr>
@@ -3822,6 +4114,8 @@
               </w:rPr>
               <w:t>⬛</w:t>
             </w:r>
+            <w:proofErr w:type="spellStart"/>
+            <w:proofErr w:type="gramStart"/>
             <w:r>
               <w:rPr>
                 <w:rFonts w:ascii="Arial MT" w:eastAsia="Arial MT" w:hAnsi="Arial MT" w:cs="Arial MT"/>
@@ -3830,6 +4124,8 @@
               </w:rPr>
               <w:t>Git,Bitbucket</w:t>
             </w:r>
+            <w:proofErr w:type="spellEnd"/>
+            <w:proofErr w:type="gramEnd"/>
             <w:r>
               <w:rPr>
                 <w:rFonts w:ascii="Arial MT" w:eastAsia="Arial MT" w:hAnsi="Arial MT" w:cs="Arial MT"/>
@@ -3839,13 +4135,23 @@
               </w:rPr>
               <w:t xml:space="preserve">, </w:t>
             </w:r>
+            <w:proofErr w:type="spellStart"/>
             <w:r>
               <w:rPr>
                 <w:rFonts w:ascii="Arial MT" w:eastAsia="Arial MT" w:hAnsi="Arial MT" w:cs="Arial MT"/>
                 <w:sz w:val="20"/>
                 <w:szCs w:val="20"/>
               </w:rPr>
-              <w:t>ArgoCD,</w:t>
+              <w:t>ArgoCD</w:t>
+            </w:r>
+            <w:proofErr w:type="spellEnd"/>
+            <w:r>
+              <w:rPr>
+                <w:rFonts w:ascii="Arial MT" w:eastAsia="Arial MT" w:hAnsi="Arial MT" w:cs="Arial MT"/>
+                <w:sz w:val="20"/>
+                <w:szCs w:val="20"/>
+              </w:rPr>
+              <w:t>,</w:t>
             </w:r>
             <w:r>
               <w:rPr>
@@ -3873,13 +4179,23 @@
               </w:rPr>
               <w:t xml:space="preserve"> </w:t>
             </w:r>
+            <w:proofErr w:type="spellStart"/>
             <w:r>
               <w:rPr>
                 <w:spacing w:val="-2"/>
                 <w:sz w:val="20"/>
                 <w:szCs w:val="20"/>
               </w:rPr>
-              <w:t xml:space="preserve">を用いた </w:t>
+              <w:t>を用いた</w:t>
+            </w:r>
+            <w:proofErr w:type="spellEnd"/>
+            <w:r>
+              <w:rPr>
+                <w:spacing w:val="-2"/>
+                <w:sz w:val="20"/>
+                <w:szCs w:val="20"/>
+              </w:rPr>
+              <w:t xml:space="preserve"> </w:t>
             </w:r>
             <w:r>
               <w:rPr>
@@ -3898,6 +4214,7 @@
               </w:rPr>
               <w:t xml:space="preserve"> </w:t>
             </w:r>
+            <w:proofErr w:type="spellStart"/>
             <w:r>
               <w:rPr>
                 <w:spacing w:val="-2"/>
@@ -3906,6 +4223,7 @@
               </w:rPr>
               <w:t>パイプライン構築</w:t>
             </w:r>
+            <w:proofErr w:type="spellEnd"/>
           </w:p>
           <w:p>
             <w:pPr>
@@ -4063,15 +4381,44 @@
                 <w:sz w:val="20"/>
                 <w:lang w:eastAsia="ja-JP"/>
               </w:rPr>
-              <w:t xml:space="preserve"> '  </w:t>
-            </w:r>
-            <w:r>
-              <w:rPr>
+              <w:t xml:space="preserve"> </w:t>
+            </w:r>
+            <w:proofErr w:type="gramStart"/>
+            <w:r>
+              <w:rPr>
+                <w:rFonts w:ascii="Segoe UI Emoji" w:eastAsia="Segoe UI Emoji"/>
+                <w:color w:val="FBD43E"/>
                 <w:spacing w:val="4"/>
                 <w:sz w:val="20"/>
                 <w:lang w:eastAsia="ja-JP"/>
               </w:rPr>
-              <w:t xml:space="preserve">リーダーシップとチーム管理スキル  </w:t>
+              <w:t xml:space="preserve">'  </w:t>
+            </w:r>
+            <w:r>
+              <w:rPr>
+                <w:spacing w:val="4"/>
+                <w:sz w:val="20"/>
+                <w:lang w:eastAsia="ja-JP"/>
+              </w:rPr>
+              <w:t>リーダーシップ</w:t>
+            </w:r>
+            <w:proofErr w:type="gramEnd"/>
+            <w:r>
+              <w:rPr>
+                <w:spacing w:val="4"/>
+                <w:sz w:val="20"/>
+                <w:lang w:eastAsia="ja-JP"/>
+              </w:rPr>
+              <w:t>とチーム管理</w:t>
+            </w:r>
+            <w:proofErr w:type="gramStart"/>
+            <w:r>
+              <w:rPr>
+                <w:spacing w:val="4"/>
+                <w:sz w:val="20"/>
+                <w:lang w:eastAsia="ja-JP"/>
+              </w:rPr>
+              <w:t xml:space="preserve">スキル  </w:t>
             </w:r>
             <w:r>
               <w:rPr>
@@ -4081,7 +4428,18 @@
                 <w:sz w:val="20"/>
                 <w:lang w:eastAsia="ja-JP"/>
               </w:rPr>
-              <w:t xml:space="preserve">- </w:t>
+              <w:t>-</w:t>
+            </w:r>
+            <w:proofErr w:type="gramEnd"/>
+            <w:r>
+              <w:rPr>
+                <w:rFonts w:ascii="Segoe UI Emoji" w:eastAsia="Segoe UI Emoji"/>
+                <w:color w:val="FBD43E"/>
+                <w:spacing w:val="-164"/>
+                <w:sz w:val="20"/>
+                <w:lang w:eastAsia="ja-JP"/>
+              </w:rPr>
+              <w:t xml:space="preserve"> </w:t>
             </w:r>
             <w:r>
               <w:rPr>
@@ -4174,6 +4532,7 @@
                 <w:sz w:val="20"/>
               </w:rPr>
             </w:pPr>
+            <w:proofErr w:type="spellStart"/>
             <w:r>
               <w:rPr>
                 <w:spacing w:val="-4"/>
@@ -4181,6 +4540,7 @@
               </w:rPr>
               <w:t>チーム管理スキル</w:t>
             </w:r>
+            <w:proofErr w:type="spellEnd"/>
           </w:p>
           <w:p>
             <w:pPr>
@@ -4193,6 +4553,7 @@
                 <w:lang w:eastAsia="ja-JP"/>
               </w:rPr>
             </w:pPr>
+            <w:proofErr w:type="gramStart"/>
             <w:r>
               <w:rPr>
                 <w:rFonts w:ascii="Segoe UI Emoji" w:eastAsia="Segoe UI Emoji" w:hAnsi="Segoe UI Emoji" w:cs="Segoe UI Emoji"/>
@@ -4225,6 +4586,7 @@
               </w:rPr>
               <w:t>Jira</w:t>
             </w:r>
+            <w:proofErr w:type="gramEnd"/>
             <w:r>
               <w:rPr>
                 <w:rFonts w:ascii="Arial MT" w:eastAsia="Arial MT" w:hAnsi="Arial MT" w:cs="Arial MT"/>
@@ -4535,6 +4897,7 @@
                 <w:sz w:val="20"/>
               </w:rPr>
             </w:pPr>
+            <w:proofErr w:type="spellStart"/>
             <w:r>
               <w:rPr>
                 <w:spacing w:val="-3"/>
@@ -4542,6 +4905,7 @@
               </w:rPr>
               <w:t>理由転職</w:t>
             </w:r>
+            <w:proofErr w:type="spellEnd"/>
           </w:p>
         </w:tc>
       </w:tr>
@@ -4637,6 +5001,7 @@
                 <w:sz w:val="20"/>
               </w:rPr>
             </w:pPr>
+            <w:proofErr w:type="spellStart"/>
             <w:r>
               <w:rPr>
                 <w:spacing w:val="-4"/>
@@ -4644,6 +5009,7 @@
               </w:rPr>
               <w:t>取得日</w:t>
             </w:r>
+            <w:proofErr w:type="spellEnd"/>
           </w:p>
         </w:tc>
         <w:tc>
@@ -4862,8 +5228,9 @@
               <w:spacing w:before="133"/>
               <w:ind w:left="107"/>
               <w:rPr>
-                <w:sz w:val="20"/>
-                <w:lang w:eastAsia="ja-JP"/>
+                <w:rFonts w:asciiTheme="minorHAnsi" w:hAnsiTheme="minorHAnsi"/>
+                <w:sz w:val="20"/>
+                <w:lang w:val="vi-VN" w:eastAsia="ja-JP"/>
               </w:rPr>
             </w:pPr>
             <w:r>
@@ -4872,7 +5239,7 @@
                 <w:sz w:val="20"/>
                 <w:lang w:eastAsia="ja-JP"/>
               </w:rPr>
-              <w:t>配偶者 ※○有 無</w:t>
+              <w:t>配偶者 有</w:t>
             </w:r>
           </w:p>
           <w:p>
@@ -4881,8 +5248,9 @@
               <w:spacing w:before="132"/>
               <w:ind w:left="107"/>
               <w:rPr>
-                <w:sz w:val="20"/>
-                <w:lang w:eastAsia="ja-JP"/>
+                <w:rFonts w:asciiTheme="minorHAnsi" w:hAnsiTheme="minorHAnsi"/>
+                <w:sz w:val="20"/>
+                <w:lang w:val="vi-VN" w:eastAsia="ja-JP"/>
               </w:rPr>
             </w:pPr>
             <w:r>
@@ -4891,7 +5259,7 @@
                 <w:sz w:val="20"/>
                 <w:lang w:eastAsia="ja-JP"/>
               </w:rPr>
-              <w:t>配偶者の扶養義務 ※○有 無</w:t>
+              <w:t>配偶者の扶養義務 有</w:t>
             </w:r>
           </w:p>
         </w:tc>
@@ -4939,6 +5307,7 @@
                 <w:sz w:val="20"/>
               </w:rPr>
             </w:pPr>
+            <w:proofErr w:type="spellStart"/>
             <w:r>
               <w:rPr>
                 <w:spacing w:val="-5"/>
@@ -4946,6 +5315,7 @@
               </w:rPr>
               <w:t>趣味</w:t>
             </w:r>
+            <w:proofErr w:type="spellEnd"/>
           </w:p>
           <w:p>
             <w:pPr>
@@ -4956,12 +5326,21 @@
                 <w:sz w:val="20"/>
               </w:rPr>
             </w:pPr>
+            <w:proofErr w:type="spellStart"/>
             <w:r>
               <w:rPr>
                 <w:spacing w:val="-4"/>
                 <w:sz w:val="20"/>
               </w:rPr>
-              <w:t>サッカー</w:t>
+              <w:t>サッカ</w:t>
+            </w:r>
+            <w:proofErr w:type="spellEnd"/>
+            <w:r>
+              <w:rPr>
+                <w:spacing w:val="-4"/>
+                <w:sz w:val="20"/>
+              </w:rPr>
+              <w:t>ー</w:t>
             </w:r>
           </w:p>
         </w:tc>
@@ -6026,7 +6405,6 @@
   <w:style w:type="character" w:default="1" w:styleId="DefaultParagraphFont">
     <w:name w:val="Default Paragraph Font"/>
     <w:uiPriority w:val="1"/>
-    <w:semiHidden/>
     <w:unhideWhenUsed/>
   </w:style>
   <w:style w:type="table" w:default="1" w:styleId="TableNormal">

--- a/assets/pdf/履歴書.docx
+++ b/assets/pdf/履歴書.docx
@@ -60,10 +60,11 @@
             </w:pPr>
             <w:r>
               <w:rPr>
+                <w:rFonts w:asciiTheme="minorHAnsi" w:hAnsiTheme="minorHAnsi" w:cstheme="minorHAnsi"/>
                 <w:w w:val="110"/>
                 <w:sz w:val="20"/>
               </w:rPr>
-              <w:t>2025</w:t>
+              <w:t>2026</w:t>
             </w:r>
             <w:r>
               <w:rPr>
@@ -71,14 +72,31 @@
                 <w:w w:val="110"/>
                 <w:sz w:val="20"/>
               </w:rPr>
-              <w:t xml:space="preserve"> 年 </w:t>
-            </w:r>
-            <w:r>
-              <w:rPr>
+              <w:t xml:space="preserve"> </w:t>
+            </w:r>
+            <w:r>
+              <w:rPr>
+                <w:spacing w:val="-6"/>
                 <w:w w:val="110"/>
                 <w:sz w:val="20"/>
               </w:rPr>
-              <w:t>02</w:t>
+              <w:t>年</w:t>
+            </w:r>
+            <w:r>
+              <w:rPr>
+                <w:spacing w:val="-6"/>
+                <w:w w:val="110"/>
+                <w:sz w:val="20"/>
+              </w:rPr>
+              <w:t xml:space="preserve"> </w:t>
+            </w:r>
+            <w:r>
+              <w:rPr>
+                <w:rFonts w:asciiTheme="minorHAnsi" w:hAnsiTheme="minorHAnsi" w:cstheme="minorHAnsi"/>
+                <w:w w:val="110"/>
+                <w:sz w:val="20"/>
+              </w:rPr>
+              <w:t>10</w:t>
             </w:r>
             <w:r>
               <w:rPr>
@@ -86,7 +104,23 @@
                 <w:w w:val="110"/>
                 <w:sz w:val="20"/>
               </w:rPr>
-              <w:t xml:space="preserve"> 月 </w:t>
+              <w:t xml:space="preserve"> </w:t>
+            </w:r>
+            <w:r>
+              <w:rPr>
+                <w:spacing w:val="-3"/>
+                <w:w w:val="110"/>
+                <w:sz w:val="20"/>
+              </w:rPr>
+              <w:t>月</w:t>
+            </w:r>
+            <w:r>
+              <w:rPr>
+                <w:spacing w:val="-3"/>
+                <w:w w:val="110"/>
+                <w:sz w:val="20"/>
+              </w:rPr>
+              <w:t xml:space="preserve"> </w:t>
             </w:r>
             <w:r>
               <w:rPr>
@@ -343,7 +377,21 @@
                 <w:spacing w:val="-4"/>
                 <w:sz w:val="20"/>
               </w:rPr>
-              <w:t>氏 名</w:t>
+              <w:t>氏</w:t>
+            </w:r>
+            <w:r>
+              <w:rPr>
+                <w:spacing w:val="-4"/>
+                <w:sz w:val="20"/>
+              </w:rPr>
+              <w:t xml:space="preserve"> </w:t>
+            </w:r>
+            <w:r>
+              <w:rPr>
+                <w:spacing w:val="-4"/>
+                <w:sz w:val="20"/>
+              </w:rPr>
+              <w:t>名</w:t>
             </w:r>
           </w:p>
         </w:tc>
@@ -789,7 +837,21 @@
                 <w:spacing w:val="-10"/>
                 <w:sz w:val="20"/>
               </w:rPr>
-              <w:t xml:space="preserve"> 年 </w:t>
+              <w:t xml:space="preserve"> </w:t>
+            </w:r>
+            <w:r>
+              <w:rPr>
+                <w:spacing w:val="-10"/>
+                <w:sz w:val="20"/>
+              </w:rPr>
+              <w:t>年</w:t>
+            </w:r>
+            <w:r>
+              <w:rPr>
+                <w:spacing w:val="-10"/>
+                <w:sz w:val="20"/>
+              </w:rPr>
+              <w:t xml:space="preserve"> </w:t>
             </w:r>
             <w:r>
               <w:rPr>
@@ -802,7 +864,21 @@
                 <w:spacing w:val="-10"/>
                 <w:sz w:val="20"/>
               </w:rPr>
-              <w:t xml:space="preserve"> 月 </w:t>
+              <w:t xml:space="preserve"> </w:t>
+            </w:r>
+            <w:r>
+              <w:rPr>
+                <w:spacing w:val="-10"/>
+                <w:sz w:val="20"/>
+              </w:rPr>
+              <w:t>月</w:t>
+            </w:r>
+            <w:r>
+              <w:rPr>
+                <w:spacing w:val="-10"/>
+                <w:sz w:val="20"/>
+              </w:rPr>
+              <w:t xml:space="preserve"> </w:t>
             </w:r>
             <w:r>
               <w:rPr>
@@ -852,7 +928,21 @@
                 <w:spacing w:val="-8"/>
                 <w:sz w:val="20"/>
               </w:rPr>
-              <w:t xml:space="preserve"> 歳)</w:t>
+              <w:t xml:space="preserve"> </w:t>
+            </w:r>
+            <w:r>
+              <w:rPr>
+                <w:spacing w:val="-8"/>
+                <w:sz w:val="20"/>
+              </w:rPr>
+              <w:t>歳</w:t>
+            </w:r>
+            <w:r>
+              <w:rPr>
+                <w:spacing w:val="-8"/>
+                <w:sz w:val="20"/>
+              </w:rPr>
+              <w:t>)</w:t>
             </w:r>
           </w:p>
         </w:tc>
@@ -1388,7 +1478,21 @@
                 <w:spacing w:val="-9"/>
                 <w:sz w:val="20"/>
               </w:rPr>
-              <w:t xml:space="preserve"> 年 </w:t>
+              <w:t xml:space="preserve"> </w:t>
+            </w:r>
+            <w:r>
+              <w:rPr>
+                <w:spacing w:val="-9"/>
+                <w:sz w:val="20"/>
+              </w:rPr>
+              <w:t>年</w:t>
+            </w:r>
+            <w:r>
+              <w:rPr>
+                <w:spacing w:val="-9"/>
+                <w:sz w:val="20"/>
+              </w:rPr>
+              <w:t xml:space="preserve"> </w:t>
             </w:r>
             <w:r>
               <w:rPr>
@@ -1401,7 +1505,14 @@
                 <w:spacing w:val="-11"/>
                 <w:sz w:val="20"/>
               </w:rPr>
-              <w:t xml:space="preserve"> 月</w:t>
+              <w:t xml:space="preserve"> </w:t>
+            </w:r>
+            <w:r>
+              <w:rPr>
+                <w:spacing w:val="-11"/>
+                <w:sz w:val="20"/>
+              </w:rPr>
+              <w:t>月</w:t>
             </w:r>
           </w:p>
         </w:tc>
@@ -1429,7 +1540,21 @@
                 <w:spacing w:val="-9"/>
                 <w:sz w:val="20"/>
               </w:rPr>
-              <w:t xml:space="preserve"> 年 </w:t>
+              <w:t xml:space="preserve"> </w:t>
+            </w:r>
+            <w:r>
+              <w:rPr>
+                <w:spacing w:val="-9"/>
+                <w:sz w:val="20"/>
+              </w:rPr>
+              <w:t>年</w:t>
+            </w:r>
+            <w:r>
+              <w:rPr>
+                <w:spacing w:val="-9"/>
+                <w:sz w:val="20"/>
+              </w:rPr>
+              <w:t xml:space="preserve"> </w:t>
             </w:r>
             <w:r>
               <w:rPr>
@@ -1442,7 +1567,14 @@
                 <w:spacing w:val="-11"/>
                 <w:sz w:val="20"/>
               </w:rPr>
-              <w:t xml:space="preserve"> 月</w:t>
+              <w:t xml:space="preserve"> </w:t>
+            </w:r>
+            <w:r>
+              <w:rPr>
+                <w:spacing w:val="-11"/>
+                <w:sz w:val="20"/>
+              </w:rPr>
+              <w:t>月</w:t>
             </w:r>
           </w:p>
         </w:tc>
@@ -1778,7 +1910,21 @@
                 <w:spacing w:val="-9"/>
                 <w:sz w:val="20"/>
               </w:rPr>
-              <w:t xml:space="preserve"> 年 </w:t>
+              <w:t xml:space="preserve"> </w:t>
+            </w:r>
+            <w:r>
+              <w:rPr>
+                <w:spacing w:val="-9"/>
+                <w:sz w:val="20"/>
+              </w:rPr>
+              <w:t>年</w:t>
+            </w:r>
+            <w:r>
+              <w:rPr>
+                <w:spacing w:val="-9"/>
+                <w:sz w:val="20"/>
+              </w:rPr>
+              <w:t xml:space="preserve"> </w:t>
             </w:r>
             <w:r>
               <w:rPr>
@@ -1791,7 +1937,14 @@
                 <w:spacing w:val="-11"/>
                 <w:sz w:val="20"/>
               </w:rPr>
-              <w:t xml:space="preserve"> 月</w:t>
+              <w:t xml:space="preserve"> </w:t>
+            </w:r>
+            <w:r>
+              <w:rPr>
+                <w:spacing w:val="-11"/>
+                <w:sz w:val="20"/>
+              </w:rPr>
+              <w:t>月</w:t>
             </w:r>
           </w:p>
         </w:tc>
@@ -1819,7 +1972,21 @@
                 <w:spacing w:val="-9"/>
                 <w:sz w:val="20"/>
               </w:rPr>
-              <w:t xml:space="preserve"> 年 </w:t>
+              <w:t xml:space="preserve"> </w:t>
+            </w:r>
+            <w:r>
+              <w:rPr>
+                <w:spacing w:val="-9"/>
+                <w:sz w:val="20"/>
+              </w:rPr>
+              <w:t>年</w:t>
+            </w:r>
+            <w:r>
+              <w:rPr>
+                <w:spacing w:val="-9"/>
+                <w:sz w:val="20"/>
+              </w:rPr>
+              <w:t xml:space="preserve"> </w:t>
             </w:r>
             <w:r>
               <w:rPr>
@@ -1832,7 +1999,14 @@
                 <w:spacing w:val="-11"/>
                 <w:sz w:val="20"/>
               </w:rPr>
-              <w:t xml:space="preserve"> 月</w:t>
+              <w:t xml:space="preserve"> </w:t>
+            </w:r>
+            <w:r>
+              <w:rPr>
+                <w:spacing w:val="-11"/>
+                <w:sz w:val="20"/>
+              </w:rPr>
+              <w:t>月</w:t>
             </w:r>
           </w:p>
         </w:tc>
@@ -1862,7 +2036,14 @@
                 <w:spacing w:val="-2"/>
                 <w:sz w:val="20"/>
               </w:rPr>
-              <w:t>ベトナム）VIETTEL</w:t>
+              <w:t>ベトナム）</w:t>
+            </w:r>
+            <w:r>
+              <w:rPr>
+                <w:spacing w:val="-2"/>
+                <w:sz w:val="20"/>
+              </w:rPr>
+              <w:t>VIETTEL</w:t>
             </w:r>
             <w:proofErr w:type="spellEnd"/>
             <w:r>
@@ -1926,7 +2107,21 @@
                 <w:spacing w:val="-9"/>
                 <w:sz w:val="20"/>
               </w:rPr>
-              <w:t xml:space="preserve"> 年 </w:t>
+              <w:t xml:space="preserve"> </w:t>
+            </w:r>
+            <w:r>
+              <w:rPr>
+                <w:spacing w:val="-9"/>
+                <w:sz w:val="20"/>
+              </w:rPr>
+              <w:t>年</w:t>
+            </w:r>
+            <w:r>
+              <w:rPr>
+                <w:spacing w:val="-9"/>
+                <w:sz w:val="20"/>
+              </w:rPr>
+              <w:t xml:space="preserve"> </w:t>
             </w:r>
             <w:r>
               <w:rPr>
@@ -1939,7 +2134,14 @@
                 <w:spacing w:val="-11"/>
                 <w:sz w:val="20"/>
               </w:rPr>
-              <w:t xml:space="preserve"> 月</w:t>
+              <w:t xml:space="preserve"> </w:t>
+            </w:r>
+            <w:r>
+              <w:rPr>
+                <w:spacing w:val="-11"/>
+                <w:sz w:val="20"/>
+              </w:rPr>
+              <w:t>月</w:t>
             </w:r>
           </w:p>
         </w:tc>
@@ -1967,7 +2169,21 @@
                 <w:spacing w:val="-9"/>
                 <w:sz w:val="20"/>
               </w:rPr>
-              <w:t xml:space="preserve"> 年 </w:t>
+              <w:t xml:space="preserve"> </w:t>
+            </w:r>
+            <w:r>
+              <w:rPr>
+                <w:spacing w:val="-9"/>
+                <w:sz w:val="20"/>
+              </w:rPr>
+              <w:t>年</w:t>
+            </w:r>
+            <w:r>
+              <w:rPr>
+                <w:spacing w:val="-9"/>
+                <w:sz w:val="20"/>
+              </w:rPr>
+              <w:t xml:space="preserve"> </w:t>
             </w:r>
             <w:r>
               <w:rPr>
@@ -1980,7 +2196,14 @@
                 <w:spacing w:val="-11"/>
                 <w:sz w:val="20"/>
               </w:rPr>
-              <w:t xml:space="preserve"> 月</w:t>
+              <w:t xml:space="preserve"> </w:t>
+            </w:r>
+            <w:r>
+              <w:rPr>
+                <w:spacing w:val="-11"/>
+                <w:sz w:val="20"/>
+              </w:rPr>
+              <w:t>月</w:t>
             </w:r>
           </w:p>
         </w:tc>
@@ -2004,7 +2227,15 @@
                 <w:sz w:val="20"/>
                 <w:lang w:eastAsia="ja-JP"/>
               </w:rPr>
-              <w:t>（ベトナム）MKGROUP</w:t>
+              <w:t>（ベトナム）</w:t>
+            </w:r>
+            <w:r>
+              <w:rPr>
+                <w:spacing w:val="-2"/>
+                <w:sz w:val="20"/>
+                <w:lang w:eastAsia="ja-JP"/>
+              </w:rPr>
+              <w:t>MKGROUP</w:t>
             </w:r>
             <w:r>
               <w:rPr>
@@ -2012,7 +2243,15 @@
                 <w:sz w:val="20"/>
                 <w:lang w:eastAsia="ja-JP"/>
               </w:rPr>
-              <w:t xml:space="preserve"> 会社</w:t>
+              <w:t xml:space="preserve"> </w:t>
+            </w:r>
+            <w:r>
+              <w:rPr>
+                <w:spacing w:val="-5"/>
+                <w:sz w:val="20"/>
+                <w:lang w:eastAsia="ja-JP"/>
+              </w:rPr>
+              <w:t>会社</w:t>
             </w:r>
           </w:p>
         </w:tc>
@@ -2045,7 +2284,21 @@
                 <w:spacing w:val="-9"/>
                 <w:sz w:val="20"/>
               </w:rPr>
-              <w:t xml:space="preserve"> 年 </w:t>
+              <w:t xml:space="preserve"> </w:t>
+            </w:r>
+            <w:r>
+              <w:rPr>
+                <w:spacing w:val="-9"/>
+                <w:sz w:val="20"/>
+              </w:rPr>
+              <w:t>年</w:t>
+            </w:r>
+            <w:r>
+              <w:rPr>
+                <w:spacing w:val="-9"/>
+                <w:sz w:val="20"/>
+              </w:rPr>
+              <w:t xml:space="preserve"> </w:t>
             </w:r>
             <w:r>
               <w:rPr>
@@ -2058,7 +2311,14 @@
                 <w:spacing w:val="-11"/>
                 <w:sz w:val="20"/>
               </w:rPr>
-              <w:t xml:space="preserve"> 月</w:t>
+              <w:t xml:space="preserve"> </w:t>
+            </w:r>
+            <w:r>
+              <w:rPr>
+                <w:spacing w:val="-11"/>
+                <w:sz w:val="20"/>
+              </w:rPr>
+              <w:t>月</w:t>
             </w:r>
           </w:p>
         </w:tc>
@@ -2086,7 +2346,21 @@
                 <w:spacing w:val="-9"/>
                 <w:sz w:val="20"/>
               </w:rPr>
-              <w:t xml:space="preserve"> 年 </w:t>
+              <w:t xml:space="preserve"> </w:t>
+            </w:r>
+            <w:r>
+              <w:rPr>
+                <w:spacing w:val="-9"/>
+                <w:sz w:val="20"/>
+              </w:rPr>
+              <w:t>年</w:t>
+            </w:r>
+            <w:r>
+              <w:rPr>
+                <w:spacing w:val="-9"/>
+                <w:sz w:val="20"/>
+              </w:rPr>
+              <w:t xml:space="preserve"> </w:t>
             </w:r>
             <w:r>
               <w:rPr>
@@ -2099,7 +2373,14 @@
                 <w:spacing w:val="-11"/>
                 <w:sz w:val="20"/>
               </w:rPr>
-              <w:t xml:space="preserve"> 月</w:t>
+              <w:t xml:space="preserve"> </w:t>
+            </w:r>
+            <w:r>
+              <w:rPr>
+                <w:spacing w:val="-11"/>
+                <w:sz w:val="20"/>
+              </w:rPr>
+              <w:t>月</w:t>
             </w:r>
           </w:p>
         </w:tc>
@@ -2123,7 +2404,15 @@
                 <w:sz w:val="20"/>
                 <w:lang w:eastAsia="ja-JP"/>
               </w:rPr>
-              <w:t xml:space="preserve">（ベトナム）株式会社技術 </w:t>
+              <w:t>（ベトナム）株式会社技術</w:t>
+            </w:r>
+            <w:r>
+              <w:rPr>
+                <w:spacing w:val="-2"/>
+                <w:sz w:val="20"/>
+                <w:lang w:eastAsia="ja-JP"/>
+              </w:rPr>
+              <w:t xml:space="preserve"> </w:t>
             </w:r>
             <w:r>
               <w:rPr>
@@ -2164,7 +2453,21 @@
                 <w:spacing w:val="-9"/>
                 <w:sz w:val="20"/>
               </w:rPr>
-              <w:t xml:space="preserve"> 年 </w:t>
+              <w:t xml:space="preserve"> </w:t>
+            </w:r>
+            <w:r>
+              <w:rPr>
+                <w:spacing w:val="-9"/>
+                <w:sz w:val="20"/>
+              </w:rPr>
+              <w:t>年</w:t>
+            </w:r>
+            <w:r>
+              <w:rPr>
+                <w:spacing w:val="-9"/>
+                <w:sz w:val="20"/>
+              </w:rPr>
+              <w:t xml:space="preserve"> </w:t>
             </w:r>
             <w:r>
               <w:rPr>
@@ -2177,7 +2480,14 @@
                 <w:spacing w:val="-11"/>
                 <w:sz w:val="20"/>
               </w:rPr>
-              <w:t xml:space="preserve"> 月</w:t>
+              <w:t xml:space="preserve"> </w:t>
+            </w:r>
+            <w:r>
+              <w:rPr>
+                <w:spacing w:val="-11"/>
+                <w:sz w:val="20"/>
+              </w:rPr>
+              <w:t>月</w:t>
             </w:r>
           </w:p>
         </w:tc>
@@ -2205,7 +2515,21 @@
                 <w:spacing w:val="-9"/>
                 <w:sz w:val="20"/>
               </w:rPr>
-              <w:t xml:space="preserve"> 年 </w:t>
+              <w:t xml:space="preserve"> </w:t>
+            </w:r>
+            <w:r>
+              <w:rPr>
+                <w:spacing w:val="-9"/>
+                <w:sz w:val="20"/>
+              </w:rPr>
+              <w:t>年</w:t>
+            </w:r>
+            <w:r>
+              <w:rPr>
+                <w:spacing w:val="-9"/>
+                <w:sz w:val="20"/>
+              </w:rPr>
+              <w:t xml:space="preserve"> </w:t>
             </w:r>
             <w:r>
               <w:rPr>
@@ -2218,7 +2542,14 @@
                 <w:spacing w:val="-11"/>
                 <w:sz w:val="20"/>
               </w:rPr>
-              <w:t xml:space="preserve"> 月</w:t>
+              <w:t xml:space="preserve"> </w:t>
+            </w:r>
+            <w:r>
+              <w:rPr>
+                <w:spacing w:val="-11"/>
+                <w:sz w:val="20"/>
+              </w:rPr>
+              <w:t>月</w:t>
             </w:r>
           </w:p>
         </w:tc>
@@ -2289,7 +2620,21 @@
                 <w:spacing w:val="-9"/>
                 <w:sz w:val="20"/>
               </w:rPr>
-              <w:t xml:space="preserve"> 年 </w:t>
+              <w:t xml:space="preserve"> </w:t>
+            </w:r>
+            <w:r>
+              <w:rPr>
+                <w:spacing w:val="-9"/>
+                <w:sz w:val="20"/>
+              </w:rPr>
+              <w:t>年</w:t>
+            </w:r>
+            <w:r>
+              <w:rPr>
+                <w:spacing w:val="-9"/>
+                <w:sz w:val="20"/>
+              </w:rPr>
+              <w:t xml:space="preserve"> </w:t>
             </w:r>
             <w:r>
               <w:rPr>
@@ -2302,7 +2647,14 @@
                 <w:spacing w:val="-11"/>
                 <w:sz w:val="20"/>
               </w:rPr>
-              <w:t xml:space="preserve"> 月</w:t>
+              <w:t xml:space="preserve"> </w:t>
+            </w:r>
+            <w:r>
+              <w:rPr>
+                <w:spacing w:val="-11"/>
+                <w:sz w:val="20"/>
+              </w:rPr>
+              <w:t>月</w:t>
             </w:r>
           </w:p>
         </w:tc>
@@ -2330,7 +2682,21 @@
                 <w:spacing w:val="-9"/>
                 <w:sz w:val="20"/>
               </w:rPr>
-              <w:t xml:space="preserve"> 年 </w:t>
+              <w:t xml:space="preserve"> </w:t>
+            </w:r>
+            <w:r>
+              <w:rPr>
+                <w:spacing w:val="-9"/>
+                <w:sz w:val="20"/>
+              </w:rPr>
+              <w:t>年</w:t>
+            </w:r>
+            <w:r>
+              <w:rPr>
+                <w:spacing w:val="-9"/>
+                <w:sz w:val="20"/>
+              </w:rPr>
+              <w:t xml:space="preserve"> </w:t>
             </w:r>
             <w:r>
               <w:rPr>
@@ -2343,7 +2709,14 @@
                 <w:spacing w:val="-11"/>
                 <w:sz w:val="20"/>
               </w:rPr>
-              <w:t xml:space="preserve"> 月</w:t>
+              <w:t xml:space="preserve"> </w:t>
+            </w:r>
+            <w:r>
+              <w:rPr>
+                <w:spacing w:val="-11"/>
+                <w:sz w:val="20"/>
+              </w:rPr>
+              <w:t>月</w:t>
             </w:r>
           </w:p>
         </w:tc>
@@ -2408,7 +2781,21 @@
                 <w:spacing w:val="-9"/>
                 <w:sz w:val="20"/>
               </w:rPr>
-              <w:t xml:space="preserve"> 年 </w:t>
+              <w:t xml:space="preserve"> </w:t>
+            </w:r>
+            <w:r>
+              <w:rPr>
+                <w:spacing w:val="-9"/>
+                <w:sz w:val="20"/>
+              </w:rPr>
+              <w:t>年</w:t>
+            </w:r>
+            <w:r>
+              <w:rPr>
+                <w:spacing w:val="-9"/>
+                <w:sz w:val="20"/>
+              </w:rPr>
+              <w:t xml:space="preserve"> </w:t>
             </w:r>
             <w:r>
               <w:rPr>
@@ -2421,7 +2808,14 @@
                 <w:spacing w:val="-11"/>
                 <w:sz w:val="20"/>
               </w:rPr>
-              <w:t xml:space="preserve"> 月</w:t>
+              <w:t xml:space="preserve"> </w:t>
+            </w:r>
+            <w:r>
+              <w:rPr>
+                <w:spacing w:val="-11"/>
+                <w:sz w:val="20"/>
+              </w:rPr>
+              <w:t>月</w:t>
             </w:r>
           </w:p>
         </w:tc>
@@ -2596,7 +2990,21 @@
                 <w:spacing w:val="-9"/>
                 <w:sz w:val="20"/>
               </w:rPr>
-              <w:t xml:space="preserve"> 年 </w:t>
+              <w:t xml:space="preserve"> </w:t>
+            </w:r>
+            <w:r>
+              <w:rPr>
+                <w:spacing w:val="-9"/>
+                <w:sz w:val="20"/>
+              </w:rPr>
+              <w:t>年</w:t>
+            </w:r>
+            <w:r>
+              <w:rPr>
+                <w:spacing w:val="-9"/>
+                <w:sz w:val="20"/>
+              </w:rPr>
+              <w:t xml:space="preserve"> </w:t>
             </w:r>
             <w:r>
               <w:rPr>
@@ -2609,7 +3017,14 @@
                 <w:spacing w:val="-11"/>
                 <w:sz w:val="20"/>
               </w:rPr>
-              <w:t xml:space="preserve"> 月</w:t>
+              <w:t xml:space="preserve"> </w:t>
+            </w:r>
+            <w:r>
+              <w:rPr>
+                <w:spacing w:val="-11"/>
+                <w:sz w:val="20"/>
+              </w:rPr>
+              <w:t>月</w:t>
             </w:r>
           </w:p>
         </w:tc>
@@ -2810,7 +3225,21 @@
                 <w:spacing w:val="-9"/>
                 <w:sz w:val="20"/>
               </w:rPr>
-              <w:t xml:space="preserve"> 年 </w:t>
+              <w:t xml:space="preserve"> </w:t>
+            </w:r>
+            <w:r>
+              <w:rPr>
+                <w:spacing w:val="-9"/>
+                <w:sz w:val="20"/>
+              </w:rPr>
+              <w:t>年</w:t>
+            </w:r>
+            <w:r>
+              <w:rPr>
+                <w:spacing w:val="-9"/>
+                <w:sz w:val="20"/>
+              </w:rPr>
+              <w:t xml:space="preserve"> </w:t>
             </w:r>
             <w:r>
               <w:rPr>
@@ -2823,7 +3252,14 @@
                 <w:spacing w:val="-11"/>
                 <w:sz w:val="20"/>
               </w:rPr>
-              <w:t xml:space="preserve"> 月</w:t>
+              <w:t xml:space="preserve"> </w:t>
+            </w:r>
+            <w:r>
+              <w:rPr>
+                <w:spacing w:val="-11"/>
+                <w:sz w:val="20"/>
+              </w:rPr>
+              <w:t>月</w:t>
             </w:r>
           </w:p>
         </w:tc>
@@ -3104,7 +3540,16 @@
                 <w:sz w:val="20"/>
                 <w:lang w:eastAsia="ja-JP"/>
               </w:rPr>
-              <w:t xml:space="preserve">スキル紹介 </w:t>
+              <w:t>スキル紹介</w:t>
+            </w:r>
+            <w:r>
+              <w:rPr>
+                <w:spacing w:val="-3"/>
+                <w:w w:val="115"/>
+                <w:sz w:val="20"/>
+                <w:lang w:eastAsia="ja-JP"/>
+              </w:rPr>
+              <w:t xml:space="preserve"> </w:t>
             </w:r>
             <w:r>
               <w:rPr>
@@ -3190,7 +3635,15 @@
                 <w:sz w:val="20"/>
                 <w:lang w:eastAsia="ja-JP"/>
               </w:rPr>
-              <w:t xml:space="preserve">システムの構築および </w:t>
+              <w:t>システムの構築および</w:t>
+            </w:r>
+            <w:r>
+              <w:rPr>
+                <w:spacing w:val="-2"/>
+                <w:sz w:val="20"/>
+                <w:lang w:eastAsia="ja-JP"/>
+              </w:rPr>
+              <w:t xml:space="preserve"> </w:t>
             </w:r>
             <w:r>
               <w:rPr>
@@ -3215,7 +3668,15 @@
                 <w:sz w:val="20"/>
                 <w:lang w:eastAsia="ja-JP"/>
               </w:rPr>
-              <w:t xml:space="preserve">上で動作するアプリケーションの管理に精通した </w:t>
+              <w:t>上で動作するアプリケーションの管理に精通した</w:t>
+            </w:r>
+            <w:r>
+              <w:rPr>
+                <w:spacing w:val="-1"/>
+                <w:sz w:val="20"/>
+                <w:lang w:eastAsia="ja-JP"/>
+              </w:rPr>
+              <w:t xml:space="preserve"> </w:t>
             </w:r>
             <w:r>
               <w:rPr>
@@ -3638,7 +4099,16 @@
                 <w:szCs w:val="20"/>
                 <w:lang w:eastAsia="ja-JP"/>
               </w:rPr>
-              <w:t xml:space="preserve"> の設計・導入</w:t>
+              <w:t xml:space="preserve"> </w:t>
+            </w:r>
+            <w:r>
+              <w:rPr>
+                <w:spacing w:val="-3"/>
+                <w:sz w:val="20"/>
+                <w:szCs w:val="20"/>
+                <w:lang w:eastAsia="ja-JP"/>
+              </w:rPr>
+              <w:t>の設計・導入</w:t>
             </w:r>
           </w:p>
           <w:p>
@@ -3934,6 +4404,7 @@
               <w:rPr>
                 <w:sz w:val="20"/>
                 <w:szCs w:val="20"/>
+                <w:lang w:eastAsia="ja-JP"/>
               </w:rPr>
             </w:pPr>
             <w:r>
@@ -3953,6 +4424,7 @@
                 <w:color w:val="00D26A"/>
                 <w:sz w:val="20"/>
                 <w:szCs w:val="20"/>
+                <w:lang w:eastAsia="ja-JP"/>
               </w:rPr>
               <w:t>⬛</w:t>
             </w:r>
@@ -3961,6 +4433,7 @@
                 <w:rFonts w:ascii="Arial MT" w:eastAsia="Arial MT" w:hAnsi="Arial MT" w:cs="Arial MT"/>
                 <w:sz w:val="20"/>
                 <w:szCs w:val="20"/>
+                <w:lang w:eastAsia="ja-JP"/>
               </w:rPr>
               <w:t>EC2,</w:t>
             </w:r>
@@ -3970,6 +4443,7 @@
                 <w:spacing w:val="6"/>
                 <w:sz w:val="20"/>
                 <w:szCs w:val="20"/>
+                <w:lang w:eastAsia="ja-JP"/>
               </w:rPr>
               <w:t xml:space="preserve"> </w:t>
             </w:r>
@@ -3978,6 +4452,7 @@
                 <w:rFonts w:ascii="Arial MT" w:eastAsia="Arial MT" w:hAnsi="Arial MT" w:cs="Arial MT"/>
                 <w:sz w:val="20"/>
                 <w:szCs w:val="20"/>
+                <w:lang w:eastAsia="ja-JP"/>
               </w:rPr>
               <w:t>S3</w:t>
             </w:r>
@@ -3987,6 +4462,7 @@
                 <w:spacing w:val="2"/>
                 <w:sz w:val="20"/>
                 <w:szCs w:val="20"/>
+                <w:lang w:eastAsia="ja-JP"/>
               </w:rPr>
               <w:t xml:space="preserve">, </w:t>
             </w:r>
@@ -3995,6 +4471,7 @@
                 <w:rFonts w:ascii="Arial MT" w:eastAsia="Arial MT" w:hAnsi="Arial MT" w:cs="Arial MT"/>
                 <w:sz w:val="20"/>
                 <w:szCs w:val="20"/>
+                <w:lang w:eastAsia="ja-JP"/>
               </w:rPr>
               <w:t>IAM,</w:t>
             </w:r>
@@ -4004,6 +4481,7 @@
                 <w:spacing w:val="5"/>
                 <w:sz w:val="20"/>
                 <w:szCs w:val="20"/>
+                <w:lang w:eastAsia="ja-JP"/>
               </w:rPr>
               <w:t xml:space="preserve"> </w:t>
             </w:r>
@@ -4012,6 +4490,7 @@
                 <w:rFonts w:ascii="Arial MT" w:eastAsia="Arial MT" w:hAnsi="Arial MT" w:cs="Arial MT"/>
                 <w:sz w:val="20"/>
                 <w:szCs w:val="20"/>
+                <w:lang w:eastAsia="ja-JP"/>
               </w:rPr>
               <w:t>route53</w:t>
             </w:r>
@@ -4019,6 +4498,7 @@
               <w:rPr>
                 <w:sz w:val="20"/>
                 <w:szCs w:val="20"/>
+                <w:lang w:eastAsia="ja-JP"/>
               </w:rPr>
               <w:t>、</w:t>
             </w:r>
@@ -4027,6 +4507,7 @@
                 <w:rFonts w:ascii="Arial MT" w:eastAsia="Arial MT" w:hAnsi="Arial MT" w:cs="Arial MT"/>
                 <w:sz w:val="20"/>
                 <w:szCs w:val="20"/>
+                <w:lang w:eastAsia="ja-JP"/>
               </w:rPr>
               <w:t>SES</w:t>
             </w:r>
@@ -4036,24 +4517,25 @@
                 <w:spacing w:val="-10"/>
                 <w:sz w:val="20"/>
                 <w:szCs w:val="20"/>
-              </w:rPr>
-              <w:t xml:space="preserve"> </w:t>
-            </w:r>
-            <w:proofErr w:type="spellStart"/>
+                <w:lang w:eastAsia="ja-JP"/>
+              </w:rPr>
+              <w:t xml:space="preserve"> </w:t>
+            </w:r>
             <w:r>
               <w:rPr>
                 <w:spacing w:val="-1"/>
                 <w:sz w:val="20"/>
                 <w:szCs w:val="20"/>
+                <w:lang w:eastAsia="ja-JP"/>
               </w:rPr>
               <w:t>などの</w:t>
             </w:r>
-            <w:proofErr w:type="spellEnd"/>
             <w:r>
               <w:rPr>
                 <w:spacing w:val="-1"/>
                 <w:sz w:val="20"/>
                 <w:szCs w:val="20"/>
+                <w:lang w:eastAsia="ja-JP"/>
               </w:rPr>
               <w:t xml:space="preserve"> </w:t>
             </w:r>
@@ -4062,6 +4544,7 @@
                 <w:rFonts w:ascii="Arial MT" w:eastAsia="Arial MT" w:hAnsi="Arial MT" w:cs="Arial MT"/>
                 <w:sz w:val="20"/>
                 <w:szCs w:val="20"/>
+                <w:lang w:eastAsia="ja-JP"/>
               </w:rPr>
               <w:t>AWS</w:t>
             </w:r>
@@ -4071,19 +4554,19 @@
                 <w:spacing w:val="-10"/>
                 <w:sz w:val="20"/>
                 <w:szCs w:val="20"/>
-              </w:rPr>
-              <w:t xml:space="preserve"> </w:t>
-            </w:r>
-            <w:proofErr w:type="spellStart"/>
+                <w:lang w:eastAsia="ja-JP"/>
+              </w:rPr>
+              <w:t xml:space="preserve"> </w:t>
+            </w:r>
             <w:r>
               <w:rPr>
                 <w:spacing w:val="-2"/>
                 <w:sz w:val="20"/>
                 <w:szCs w:val="20"/>
+                <w:lang w:eastAsia="ja-JP"/>
               </w:rPr>
               <w:t>サービスの運用管理</w:t>
             </w:r>
-            <w:proofErr w:type="spellEnd"/>
           </w:p>
           <w:p>
             <w:pPr>
@@ -4093,6 +4576,7 @@
               <w:rPr>
                 <w:sz w:val="20"/>
                 <w:szCs w:val="20"/>
+                <w:lang w:eastAsia="ja-JP"/>
               </w:rPr>
             </w:pPr>
             <w:r>
@@ -4102,6 +4586,7 @@
                 <w:spacing w:val="-55"/>
                 <w:sz w:val="20"/>
                 <w:szCs w:val="20"/>
+                <w:lang w:eastAsia="ja-JP"/>
               </w:rPr>
               <w:t xml:space="preserve"> </w:t>
             </w:r>
@@ -4111,6 +4596,7 @@
                 <w:color w:val="00D26A"/>
                 <w:sz w:val="20"/>
                 <w:szCs w:val="20"/>
+                <w:lang w:eastAsia="ja-JP"/>
               </w:rPr>
               <w:t>⬛</w:t>
             </w:r>
@@ -4121,6 +4607,7 @@
                 <w:rFonts w:ascii="Arial MT" w:eastAsia="Arial MT" w:hAnsi="Arial MT" w:cs="Arial MT"/>
                 <w:sz w:val="20"/>
                 <w:szCs w:val="20"/>
+                <w:lang w:eastAsia="ja-JP"/>
               </w:rPr>
               <w:t>Git,Bitbucket</w:t>
             </w:r>
@@ -4132,6 +4619,7 @@
                 <w:spacing w:val="1"/>
                 <w:sz w:val="20"/>
                 <w:szCs w:val="20"/>
+                <w:lang w:eastAsia="ja-JP"/>
               </w:rPr>
               <w:t xml:space="preserve">, </w:t>
             </w:r>
@@ -4141,6 +4629,7 @@
                 <w:rFonts w:ascii="Arial MT" w:eastAsia="Arial MT" w:hAnsi="Arial MT" w:cs="Arial MT"/>
                 <w:sz w:val="20"/>
                 <w:szCs w:val="20"/>
+                <w:lang w:eastAsia="ja-JP"/>
               </w:rPr>
               <w:t>ArgoCD</w:t>
             </w:r>
@@ -4150,6 +4639,7 @@
                 <w:rFonts w:ascii="Arial MT" w:eastAsia="Arial MT" w:hAnsi="Arial MT" w:cs="Arial MT"/>
                 <w:sz w:val="20"/>
                 <w:szCs w:val="20"/>
+                <w:lang w:eastAsia="ja-JP"/>
               </w:rPr>
               <w:t>,</w:t>
             </w:r>
@@ -4159,6 +4649,7 @@
                 <w:spacing w:val="4"/>
                 <w:sz w:val="20"/>
                 <w:szCs w:val="20"/>
+                <w:lang w:eastAsia="ja-JP"/>
               </w:rPr>
               <w:t xml:space="preserve"> </w:t>
             </w:r>
@@ -4167,6 +4658,7 @@
                 <w:rFonts w:ascii="Arial MT" w:eastAsia="Arial MT" w:hAnsi="Arial MT" w:cs="Arial MT"/>
                 <w:sz w:val="20"/>
                 <w:szCs w:val="20"/>
+                <w:lang w:eastAsia="ja-JP"/>
               </w:rPr>
               <w:t>Jenkins</w:t>
             </w:r>
@@ -4176,24 +4668,25 @@
                 <w:spacing w:val="7"/>
                 <w:sz w:val="20"/>
                 <w:szCs w:val="20"/>
-              </w:rPr>
-              <w:t xml:space="preserve"> </w:t>
-            </w:r>
-            <w:proofErr w:type="spellStart"/>
+                <w:lang w:eastAsia="ja-JP"/>
+              </w:rPr>
+              <w:t xml:space="preserve"> </w:t>
+            </w:r>
             <w:r>
               <w:rPr>
                 <w:spacing w:val="-2"/>
                 <w:sz w:val="20"/>
                 <w:szCs w:val="20"/>
+                <w:lang w:eastAsia="ja-JP"/>
               </w:rPr>
               <w:t>を用いた</w:t>
             </w:r>
-            <w:proofErr w:type="spellEnd"/>
             <w:r>
               <w:rPr>
                 <w:spacing w:val="-2"/>
                 <w:sz w:val="20"/>
                 <w:szCs w:val="20"/>
+                <w:lang w:eastAsia="ja-JP"/>
               </w:rPr>
               <w:t xml:space="preserve"> </w:t>
             </w:r>
@@ -4202,6 +4695,7 @@
                 <w:rFonts w:ascii="Arial MT" w:eastAsia="Arial MT" w:hAnsi="Arial MT" w:cs="Arial MT"/>
                 <w:sz w:val="20"/>
                 <w:szCs w:val="20"/>
+                <w:lang w:eastAsia="ja-JP"/>
               </w:rPr>
               <w:t>CI/CD</w:t>
             </w:r>
@@ -4211,19 +4705,19 @@
                 <w:spacing w:val="-6"/>
                 <w:sz w:val="20"/>
                 <w:szCs w:val="20"/>
-              </w:rPr>
-              <w:t xml:space="preserve"> </w:t>
-            </w:r>
-            <w:proofErr w:type="spellStart"/>
+                <w:lang w:eastAsia="ja-JP"/>
+              </w:rPr>
+              <w:t xml:space="preserve"> </w:t>
+            </w:r>
             <w:r>
               <w:rPr>
                 <w:spacing w:val="-2"/>
                 <w:sz w:val="20"/>
                 <w:szCs w:val="20"/>
+                <w:lang w:eastAsia="ja-JP"/>
               </w:rPr>
               <w:t>パイプライン構築</w:t>
             </w:r>
-            <w:proofErr w:type="spellEnd"/>
           </w:p>
           <w:p>
             <w:pPr>
@@ -4258,7 +4752,15 @@
                 <w:sz w:val="20"/>
                 <w:lang w:eastAsia="ja-JP"/>
               </w:rPr>
-              <w:t xml:space="preserve">および </w:t>
+              <w:t>および</w:t>
+            </w:r>
+            <w:r>
+              <w:rPr>
+                <w:spacing w:val="-4"/>
+                <w:sz w:val="20"/>
+                <w:lang w:eastAsia="ja-JP"/>
+              </w:rPr>
+              <w:t xml:space="preserve"> </w:t>
             </w:r>
             <w:r>
               <w:rPr>
@@ -4307,7 +4809,15 @@
                 <w:sz w:val="20"/>
                 <w:lang w:eastAsia="ja-JP"/>
               </w:rPr>
-              <w:t xml:space="preserve">および </w:t>
+              <w:t>および</w:t>
+            </w:r>
+            <w:r>
+              <w:rPr>
+                <w:spacing w:val="-4"/>
+                <w:sz w:val="20"/>
+                <w:lang w:eastAsia="ja-JP"/>
+              </w:rPr>
+              <w:t xml:space="preserve"> </w:t>
             </w:r>
             <w:r>
               <w:rPr>
@@ -4418,7 +4928,15 @@
                 <w:sz w:val="20"/>
                 <w:lang w:eastAsia="ja-JP"/>
               </w:rPr>
-              <w:t xml:space="preserve">スキル  </w:t>
+              <w:t>スキル</w:t>
+            </w:r>
+            <w:r>
+              <w:rPr>
+                <w:spacing w:val="4"/>
+                <w:sz w:val="20"/>
+                <w:lang w:eastAsia="ja-JP"/>
+              </w:rPr>
+              <w:t xml:space="preserve">  </w:t>
             </w:r>
             <w:r>
               <w:rPr>
@@ -5039,7 +5557,15 @@
                 <w:sz w:val="20"/>
                 <w:lang w:eastAsia="ja-JP"/>
               </w:rPr>
-              <w:t xml:space="preserve">第 </w:t>
+              <w:t>第</w:t>
+            </w:r>
+            <w:r>
+              <w:rPr>
+                <w:spacing w:val="-3"/>
+                <w:sz w:val="20"/>
+                <w:lang w:eastAsia="ja-JP"/>
+              </w:rPr>
+              <w:t xml:space="preserve"> </w:t>
             </w:r>
             <w:r>
               <w:rPr>
@@ -5055,7 +5581,15 @@
                 <w:sz w:val="20"/>
                 <w:lang w:eastAsia="ja-JP"/>
               </w:rPr>
-              <w:t xml:space="preserve"> 回東山あいの風フリーマラソンに参加しました。</w:t>
+              <w:t xml:space="preserve"> </w:t>
+            </w:r>
+            <w:r>
+              <w:rPr>
+                <w:spacing w:val="-4"/>
+                <w:sz w:val="20"/>
+                <w:lang w:eastAsia="ja-JP"/>
+              </w:rPr>
+              <w:t>回東山あいの風フリーマラソンに参加しました。</w:t>
             </w:r>
           </w:p>
         </w:tc>
@@ -5088,7 +5622,21 @@
                 <w:spacing w:val="-9"/>
                 <w:sz w:val="20"/>
               </w:rPr>
-              <w:t xml:space="preserve"> 年 </w:t>
+              <w:t xml:space="preserve"> </w:t>
+            </w:r>
+            <w:r>
+              <w:rPr>
+                <w:spacing w:val="-9"/>
+                <w:sz w:val="20"/>
+              </w:rPr>
+              <w:t>年</w:t>
+            </w:r>
+            <w:r>
+              <w:rPr>
+                <w:spacing w:val="-9"/>
+                <w:sz w:val="20"/>
+              </w:rPr>
+              <w:t xml:space="preserve"> </w:t>
             </w:r>
             <w:r>
               <w:rPr>
@@ -5101,7 +5649,21 @@
                 <w:spacing w:val="-9"/>
                 <w:sz w:val="20"/>
               </w:rPr>
-              <w:t xml:space="preserve"> 月 </w:t>
+              <w:t xml:space="preserve"> </w:t>
+            </w:r>
+            <w:r>
+              <w:rPr>
+                <w:spacing w:val="-9"/>
+                <w:sz w:val="20"/>
+              </w:rPr>
+              <w:t>月</w:t>
+            </w:r>
+            <w:r>
+              <w:rPr>
+                <w:spacing w:val="-9"/>
+                <w:sz w:val="20"/>
+              </w:rPr>
+              <w:t xml:space="preserve"> </w:t>
             </w:r>
             <w:r>
               <w:rPr>
@@ -5114,7 +5676,14 @@
                 <w:spacing w:val="-11"/>
                 <w:sz w:val="20"/>
               </w:rPr>
-              <w:t xml:space="preserve"> 日</w:t>
+              <w:t xml:space="preserve"> </w:t>
+            </w:r>
+            <w:r>
+              <w:rPr>
+                <w:spacing w:val="-11"/>
+                <w:sz w:val="20"/>
+              </w:rPr>
+              <w:t>日</w:t>
             </w:r>
           </w:p>
         </w:tc>
@@ -5148,7 +5717,15 @@
                 <w:sz w:val="20"/>
                 <w:lang w:eastAsia="ja-JP"/>
               </w:rPr>
-              <w:t xml:space="preserve">第 </w:t>
+              <w:t>第</w:t>
+            </w:r>
+            <w:r>
+              <w:rPr>
+                <w:spacing w:val="-4"/>
+                <w:sz w:val="20"/>
+                <w:lang w:eastAsia="ja-JP"/>
+              </w:rPr>
+              <w:t xml:space="preserve"> </w:t>
             </w:r>
             <w:r>
               <w:rPr>
@@ -5164,7 +5741,15 @@
                 <w:sz w:val="20"/>
                 <w:lang w:eastAsia="ja-JP"/>
               </w:rPr>
-              <w:t xml:space="preserve"> 回東山あいの風の賞を受け取りました。</w:t>
+              <w:t xml:space="preserve"> </w:t>
+            </w:r>
+            <w:r>
+              <w:rPr>
+                <w:spacing w:val="-5"/>
+                <w:sz w:val="20"/>
+                <w:lang w:eastAsia="ja-JP"/>
+              </w:rPr>
+              <w:t>回東山あいの風の賞を受け取りました。</w:t>
             </w:r>
           </w:p>
         </w:tc>
@@ -5239,7 +5824,23 @@
                 <w:sz w:val="20"/>
                 <w:lang w:eastAsia="ja-JP"/>
               </w:rPr>
-              <w:t>配偶者 有</w:t>
+              <w:t>配偶者</w:t>
+            </w:r>
+            <w:r>
+              <w:rPr>
+                <w:spacing w:val="12"/>
+                <w:sz w:val="20"/>
+                <w:lang w:eastAsia="ja-JP"/>
+              </w:rPr>
+              <w:t xml:space="preserve"> </w:t>
+            </w:r>
+            <w:r>
+              <w:rPr>
+                <w:spacing w:val="12"/>
+                <w:sz w:val="20"/>
+                <w:lang w:eastAsia="ja-JP"/>
+              </w:rPr>
+              <w:t>有</w:t>
             </w:r>
           </w:p>
           <w:p>
@@ -5259,7 +5860,23 @@
                 <w:sz w:val="20"/>
                 <w:lang w:eastAsia="ja-JP"/>
               </w:rPr>
-              <w:t>配偶者の扶養義務 有</w:t>
+              <w:t>配偶者の扶養義務</w:t>
+            </w:r>
+            <w:r>
+              <w:rPr>
+                <w:spacing w:val="5"/>
+                <w:sz w:val="20"/>
+                <w:lang w:eastAsia="ja-JP"/>
+              </w:rPr>
+              <w:t xml:space="preserve"> </w:t>
+            </w:r>
+            <w:r>
+              <w:rPr>
+                <w:spacing w:val="5"/>
+                <w:sz w:val="20"/>
+                <w:lang w:eastAsia="ja-JP"/>
+              </w:rPr>
+              <w:t>有</w:t>
             </w:r>
           </w:p>
         </w:tc>
@@ -6405,6 +7022,7 @@
   <w:style w:type="character" w:default="1" w:styleId="DefaultParagraphFont">
     <w:name w:val="Default Paragraph Font"/>
     <w:uiPriority w:val="1"/>
+    <w:semiHidden/>
     <w:unhideWhenUsed/>
   </w:style>
   <w:style w:type="table" w:default="1" w:styleId="TableNormal">
